--- a/public/resume/ats/Naman_Manocha_Master_1Page_Resume_ats_classic.docx
+++ b/public/resume/ats/Naman_Manocha_Master_1Page_Resume_ats_classic.docx
@@ -416,7 +416,7 @@
         </w:rPr>
         <w:t>Python, FastAPI, Next.js, Supabase/pgvector, LangGraph, Groq, OpenAI, Cloudflare R2, Kubernetes (K3s)</w:t>
         <w:br/>
-        <w:t xml:space="preserve">Solo-built, Apr–Aug 2026 — ~144K source LOC across 856 files, 442 commits, 178 test files — OpenAI Build Week  |  Live: </w:t>
+        <w:t xml:space="preserve">Solo-built, Apr–Aug 2026 — ~144K source LOC across 858 files, 443 commits, 179 test files — OpenAI Build Week  |  Live: </w:t>
       </w:r>
       <w:hyperlink r:id="rId9">
         <w:r>

--- a/public/resume/ats/Naman_Manocha_Master_1Page_Resume_ats_classic.docx
+++ b/public/resume/ats/Naman_Manocha_Master_1Page_Resume_ats_classic.docx
@@ -47,7 +47,7 @@
           <w:sz w:val="21"/>
           <w:u w:val="none"/>
         </w:rPr>
-        <w:t>Kolkata, India  |  8530356515  |  namanmanocha42248@gmail.com  |  LinkedIn  |  GitHub</w:t>
+        <w:t>Mumbai, India  |  8530356515  |  namanmanocha42248@gmail.com  |  LinkedIn  |  GitHub</w:t>
       </w:r>
     </w:p>
     <w:p>

--- a/public/resume/ats/Naman_Manocha_Master_1Page_Resume_ats_classic.docx
+++ b/public/resume/ats/Naman_Manocha_Master_1Page_Resume_ats_classic.docx
@@ -257,7 +257,7 @@
           <w:sz w:val="21"/>
           <w:u w:val="none"/>
         </w:rPr>
-        <w:t xml:space="preserve">Client-style ML projects: </w:t>
+        <w:t xml:space="preserve">Sole engineer on three client PRDs: </w:t>
       </w:r>
       <w:r>
         <w:rPr>
@@ -267,7 +267,7 @@
           <w:sz w:val="21"/>
           <w:u w:val="none"/>
         </w:rPr>
-        <w:t>Vantara (churn/CLV, SHAP, FastAPI, Docker), FlowCast (traffic and accident-risk forecasting), Northgate (FinBERT, max-Sharpe).</w:t>
+        <w:t>Vantara (churn/CLV pipeline on 1M+ transactions, calibrated test ROC-AUC 0.76, FastAPI/PostgreSQL/Docker, 124 tests); building FlowCast (traffic forecasting, from-scratch LSTM) and Northgate (FinBERT, max-Sharpe portfolio).</w:t>
       </w:r>
     </w:p>
     <w:p>
